--- a/docs/exports/docx/Training-Suite.docx
+++ b/docs/exports/docx/Training-Suite.docx
@@ -4,7 +4,7 @@
   <w:body>
     <w:p>
       <w:r>
-        <w:t>Training-Suite :root { color-scheme: light; } body { font-family: "Segoe UI", "Helvetica Neue", Arial, sans-serif; margin: 0; padding: 0; background: #ffffff; color: #0f172a; } .markdown-body { max-width: 980px; margin: 40px auto 60px; padding: 0 32px; line-height: 1.65; } .markdown-body h1 { font-size: 32px; margin-bottom: 12px; border-bottom: 2px solid #e2e8f0; padding-bottom: 12px; page-break-before: always; page-break-after: avoid; break-before: page; break-after: avoid; } .markdown-body h1:first-of-type { page-break-before: avoid; break-before: avoid; } .markdown-body h2 { font-size: 24px; margin-top: 28px; border-bottom: 1px solid #e2e8f0; padding-bottom: 8px; page-break-before: always; page-break-after: avoid; break-before: page; break-after: avoid; } .markdown-body h3 { font-size: 18px; margin-top: 20px; page-break-after: avoid; break-after: avoid; } .markdown-body h4, .markdown-body h5, .markdown-body h6 { page-break-after: avoid; break-after: avoid; } .markdown-body table { width: 100%; border-collapse: collapse; margin: 16px 0; font-size: 14px; page-break-inside: avoid; break-inside: avoid; } .markdown-body th, .markdown-body td { border: 1px solid #e2e8f0; padding: 8px 10px; text-align: left; } .markdown-body th { background: #f8fafc; } .markdown-body tr { page-break-inside: avoid; break-inside: avoid; } .markdown-body code { background: #f1f5f9; padding: 2px 4px; border-radius: 4px; font-family: "SFMono-Regular", Menlo, Consolas, monospace; font-size: 0.92em; } .markdown-body pre { background: #0f172a; color: #e2e8f0; padding: 16px; border-radius: 8px; overflow-x: auto; page-break-inside: avoid; break-inside: avoid; } .markdown-body pre code { background: transparent; color: inherit; } .markdown-body blockquote { border-left: 4px solid #38bdf8; margin: 16px 0; padding: 8px 16px; background: #f8fafc; color: #334155; } .markdown-body img { max-width: 100%; height: auto; display: block; margin: 16px 0; border-radius: 10px; box-shadow: 0 8px 20px rgba(15, 23, 42, 0.12); page-break-inside: avoid; break-inside: avoid; } .markdown-body figure { page-break-inside: avoid; break-inside: avoid; margin: 16px 0; } .markdown-body a { color: #2563eb; text-decoration: none; } .markdown-body a:hover { text-decoration: underline; } .cover { padding: 80px 60px 60px; background: linear-gradient(135deg, #0b1220 0%, #1e3a8a 100%); color: #f8fafc; border-radius: 18px; margin-bottom: 32px; } .cover-title { font-size: 36px; font-weight: 700; margin: 0 0 12px; } .cover-subtitle { font-size: 18px; color: #cbd5f5; margin: 0 0 16px; } .cover-meta { font-size: 13px; color: #94a3b8; } .page-break { page-break-after: always; break-after: page; } .footer { margin-top: 40px; font-size: 12px; color: #64748b; } /* Print and PDF-specific styles */ @page { margin: 20mm 18mm; } @media print { .markdown-body { orphans: 3; widows: 3; } .markdown-body p { orphans: 3; widows: 3; } .markdown-body li { page-break-inside: avoid; break-inside: avoid; } .markdown-body ul, .markdown-body ol { page-break-before: avoid; break-before: avoid; } .markdown-body blockquote { page-break-inside: avoid; break-inside: avoid; } /* Keep section content together */ .markdown-body h2 + *, .markdown-body h3 + * { page-break-before: avoid; break-before: avoid; } } Training Suite</w:t>
+        <w:t>Training-Suite :root { color-scheme: light; } body { font-family: "Segoe UI", "Helvetica Neue", Arial, sans-serif; margin: 0; padding: 0; background: #f4f7fb; color: #0f172a; } .markdown-body { max-width: 980px; margin: 0 auto; padding: 36px 42px 64px; line-height: 1.65; background: #ffffff; box-shadow: 0 24px 70px rgba(15, 23, 42, 0.08); } .markdown-body h1 { font-size: 34px; line-height: 1.12; margin-bottom: 12px; color: #07111f; border-bottom: 3px solid #0ea5e9; padding-bottom: 12px; page-break-before: always; page-break-after: avoid; break-before: page; break-after: avoid; } .markdown-body h1:first-of-type { page-break-before: avoid; break-before: avoid; } .markdown-body h2 { font-size: 23px; line-height: 1.2; margin-top: 34px; color: #102a43; border-bottom: 1px solid #d7e2ee; padding-bottom: 8px; page-break-after: avoid; break-after: avoid; } .markdown-body h3 { font-size: 18px; margin-top: 20px; color: #1e3a5f; page-break-after: avoid; break-after: avoid; } .markdown-body h4, .markdown-body h5, .markdown-body h6 { page-break-after: avoid; break-after: avoid; } .markdown-body table { width: 100%; border-collapse: collapse; margin: 18px 0 24px; font-size: 13px; page-break-inside: avoid; break-inside: avoid; box-shadow: 0 1px 0 #e2e8f0; } .markdown-body th, .markdown-body td { border: 1px solid #e2e8f0; padding: 9px 11px; text-align: left; vertical-align: top; } .markdown-body th { background: #eef6ff; color: #0f3157; font-weight: 700; } .markdown-body tr:nth-child(even) td { background: #fbfdff; } .markdown-body tr { page-break-inside: avoid; break-inside: avoid; } .markdown-body code { background: #f1f5f9; padding: 2px 4px; border-radius: 4px; font-family: "SFMono-Regular", Menlo, Consolas, monospace; font-size: 0.92em; } .markdown-body pre { background: #111827; color: #e5eef8; padding: 16px; border-radius: 10px; overflow-x: auto; border: 1px solid #243244; page-break-inside: avoid; break-inside: avoid; } .markdown-body pre code { background: transparent; color: inherit; } .markdown-body blockquote { border-left: 5px solid #0ea5e9; margin: 18px 0; padding: 12px 18px; background: #eff8ff; color: #18324f; border-radius: 0 10px 10px 0; } .markdown-body img { max-width: 100%; height: auto; display: block; margin: 16px 0; border-radius: 10px; box-shadow: 0 8px 20px rgba(15, 23, 42, 0.12); page-break-inside: avoid; break-inside: avoid; } .markdown-body figure { page-break-inside: avoid; break-inside: avoid; margin: 16px 0; } .markdown-body a { color: #2563eb; text-decoration: none; } .markdown-body a:hover { text-decoration: underline; } .cover { min-height: 760px; display: flex; flex-direction: column; justify-content: flex-end; padding: 72px 60px 64px; background: linear-gradient(135deg, rgba(9, 30, 66, 0.96) 0%, rgba(12, 74, 110, 0.94) 54%, rgba(20, 83, 45, 0.9) 100%), radial-gradient(circle at 18% 18%, rgba(14, 165, 233, 0.25), transparent 36%); color: #f8fafc; border-radius: 0; margin: -36px -42px 40px; position: relative; overflow: hidden; } .cover::before { content: "PSScript"; position: absolute; top: 46px; left: 60px; font-size: 12px; font-weight: 800; letter-spacing: 0.24em; text-transform: uppercase; color: rgba(226, 246, 255, 0.82); } .cover::after { content: ""; position: absolute; right: -120px; top: -120px; width: 360px; height: 360px; border: 1px solid rgba(255, 255, 255, 0.18); transform: rotate(28deg); } .markdown-body .cover-title { font-size: 48px; line-height: 1.04; font-weight: 800; color: #f8fafc; border-bottom: 3px solid #38bdf8; margin: 0 0 16px; max-width: 720px; } .cover-subtitle { font-size: 20px; line-height: 1.42; color: #dbeafe; margin: 0 0 22px; max-width: 720px; } .cover-meta { display: inline-block; width: fit-content; font-size: 13px; color: #e0f2fe; background: rgba(255, 255, 255, 0.12); border: 1px solid rgba(255, 255, 255, 0.18); border-radius: 999px; padding: 7px 13px; } .page-break { page-break-after: always; break-after: page; } .footer { margin-top: 40px; font-size: 12px; color: #64748b; border-top: 1px solid #e2e8f0; padding-top: 14px; } /* Print and PDF-specific styles */ @page { size: A4; margin: 18mm 16mm 20mm; } @media print { body { background: #ffffff; } .markdown-body { max-width: none; margin: 0; padding: 0; box-shadow: none; } .cover { margin: 0 0 28px; } .markdown-body { orphans: 3; widows: 3; } .markdown-body p { orphans: 3; widows: 3; } .markdown-body li { page-break-inside: avoid; break-inside: avoid; } .markdown-body ul, .markdown-body ol { page-break-before: avoid; break-before: avoid; } .markdown-body blockquote { page-break-inside: avoid; break-inside: avoid; } /* Keep section content together */ .markdown-body h2 + *, .markdown-body h3 + * { page-break-before: avoid; break-before: avoid; } } Training Suite</w:t>
       </w:r>
     </w:p>
     <w:p>
@@ -32,7 +32,26 @@
     </w:p>
     <w:p>
       <w:r>
-        <w:t>AI-powered PowerShell operations training, packaged for onboarding, compliance, and day-2 operations. Built in the style of polished GitHub READMEs (à la Supabase/PostHog) but tailored to this platform.</w:t>
+        <w:t>Last updated: April 29, 2026.</w:t>
+      </w:r>
+    </w:p>
+    <w:p>
+      <w:r>
+        <w:t xml:space="preserve">This training suite is aligned to the current hosted PSScript app: Netlify for the UI/API, hosted Supabase for Auth/Postgres, admin approval for access, responsive desktop/mobile UI, upload/delete management, hosted script editing, VS Code </w:t>
+      </w:r>
+      <w:r>
+        <w:rPr>
+          <w:rFonts w:ascii="Mono" w:hAnsi="Mono"/>
+        </w:rPr>
+        <w:t>.ps1</w:t>
+      </w:r>
+      <w:r>
+        <w:t xml:space="preserve"> export, AI runtime requirements, PDF analysis export, and support operations.</w:t>
+      </w:r>
+    </w:p>
+    <w:p>
+      <w:r>
+        <w:t>The suite teaches the full lifecycle of script design and management: intake, design review, upload, metadata, analysis, remediation, discovery, export, deletion, governance, and support.</w:t>
       </w:r>
     </w:p>
     <w:p>
@@ -40,215 +59,7 @@
         <w:pStyle w:val="Heading2"/>
       </w:pPr>
       <w:r>
-        <w:t>What you’ll learn (at a glance)</w:t>
-      </w:r>
-    </w:p>
-    <w:tbl>
-      <w:tblPr>
-        <w:tblW w:type="auto" w:w="0"/>
-        <w:tblLook w:firstColumn="1" w:firstRow="1" w:lastColumn="0" w:lastRow="0" w:noHBand="0" w:noVBand="1" w:val="04A0"/>
-      </w:tblPr>
-      <w:tblGrid>
-        <w:gridCol w:w="2880"/>
-        <w:gridCol w:w="2880"/>
-        <w:gridCol w:w="2880"/>
-      </w:tblGrid>
-      <w:tr>
-        <w:tc>
-          <w:tcPr>
-            <w:tcW w:type="dxa" w:w="0"/>
-          </w:tcPr>
-          <w:p>
-            <w:r>
-              <w:t>Capability</w:t>
-            </w:r>
-          </w:p>
-        </w:tc>
-        <w:tc>
-          <w:tcPr>
-            <w:tcW w:type="dxa" w:w="0"/>
-          </w:tcPr>
-          <w:p>
-            <w:r>
-              <w:t>What it teaches</w:t>
-            </w:r>
-          </w:p>
-        </w:tc>
-        <w:tc>
-          <w:tcPr>
-            <w:tcW w:type="dxa" w:w="0"/>
-          </w:tcPr>
-          <w:p>
-            <w:r>
-              <w:t>Key screens/assets</w:t>
-            </w:r>
-          </w:p>
-        </w:tc>
-      </w:tr>
-      <w:tr>
-        <w:tc>
-          <w:tcPr>
-            <w:tcW w:type="dxa" w:w="0"/>
-          </w:tcPr>
-          <w:p>
-            <w:r>
-              <w:t>Script intake</w:t>
-            </w:r>
-          </w:p>
-        </w:tc>
-        <w:tc>
-          <w:tcPr>
-            <w:tcW w:type="dxa" w:w="0"/>
-          </w:tcPr>
-          <w:p>
-            <w:r>
-              <w:t>Uploads, tagging, versioning, hash-based dedup</w:t>
-            </w:r>
-          </w:p>
-        </w:tc>
-        <w:tc>
-          <w:tcPr>
-            <w:tcW w:type="dxa" w:w="0"/>
-          </w:tcPr>
-          <w:p/>
-        </w:tc>
-      </w:tr>
-      <w:tr>
-        <w:tc>
-          <w:tcPr>
-            <w:tcW w:type="dxa" w:w="0"/>
-          </w:tcPr>
-          <w:p>
-            <w:r>
-              <w:t>AI analysis</w:t>
-            </w:r>
-          </w:p>
-        </w:tc>
-        <w:tc>
-          <w:tcPr>
-            <w:tcW w:type="dxa" w:w="0"/>
-          </w:tcPr>
-          <w:p>
-            <w:r>
-              <w:t>Security scoring, fix recommendations, audit notes</w:t>
-            </w:r>
-          </w:p>
-        </w:tc>
-        <w:tc>
-          <w:tcPr>
-            <w:tcW w:type="dxa" w:w="0"/>
-          </w:tcPr>
-          <w:p/>
-        </w:tc>
-      </w:tr>
-      <w:tr>
-        <w:tc>
-          <w:tcPr>
-            <w:tcW w:type="dxa" w:w="0"/>
-          </w:tcPr>
-          <w:p>
-            <w:r>
-              <w:t>Discovery</w:t>
-            </w:r>
-          </w:p>
-        </w:tc>
-        <w:tc>
-          <w:tcPr>
-            <w:tcW w:type="dxa" w:w="0"/>
-          </w:tcPr>
-          <w:p>
-            <w:r>
-              <w:t>Keyword + vector search, documentation explorer, crawl</w:t>
-            </w:r>
-          </w:p>
-        </w:tc>
-        <w:tc>
-          <w:tcPr>
-            <w:tcW w:type="dxa" w:w="0"/>
-          </w:tcPr>
-          <w:p/>
-        </w:tc>
-      </w:tr>
-      <w:tr>
-        <w:tc>
-          <w:tcPr>
-            <w:tcW w:type="dxa" w:w="0"/>
-          </w:tcPr>
-          <w:p>
-            <w:r>
-              <w:t>AI copilots</w:t>
-            </w:r>
-          </w:p>
-        </w:tc>
-        <w:tc>
-          <w:tcPr>
-            <w:tcW w:type="dxa" w:w="0"/>
-          </w:tcPr>
-          <w:p>
-            <w:r>
-              <w:t>Chat assistant, agentic workflows, history</w:t>
-            </w:r>
-          </w:p>
-        </w:tc>
-        <w:tc>
-          <w:tcPr>
-            <w:tcW w:type="dxa" w:w="0"/>
-          </w:tcPr>
-          <w:p/>
-        </w:tc>
-      </w:tr>
-      <w:tr>
-        <w:tc>
-          <w:tcPr>
-            <w:tcW w:type="dxa" w:w="0"/>
-          </w:tcPr>
-          <w:p>
-            <w:r>
-              <w:t>Operations</w:t>
-            </w:r>
-          </w:p>
-        </w:tc>
-        <w:tc>
-          <w:tcPr>
-            <w:tcW w:type="dxa" w:w="0"/>
-          </w:tcPr>
-          <w:p>
-            <w:r>
-              <w:t>Analytics, API usage, exports, training links</w:t>
-            </w:r>
-          </w:p>
-        </w:tc>
-        <w:tc>
-          <w:tcPr>
-            <w:tcW w:type="dxa" w:w="0"/>
-          </w:tcPr>
-          <w:p/>
-        </w:tc>
-      </w:tr>
-    </w:tbl>
-    <w:p>
-      <w:r>
-        <w:t xml:space="preserve"> </w:t>
-      </w:r>
-    </w:p>
-    <w:p>
-      <w:r>
-        <w:t xml:space="preserve"> </w:t>
-      </w:r>
-    </w:p>
-    <w:p>
-      <w:r>
-        <w:t xml:space="preserve"> </w:t>
-      </w:r>
-    </w:p>
-    <w:p>
-      <w:r>
-        <w:t xml:space="preserve"> </w:t>
-      </w:r>
-    </w:p>
-    <w:p>
-      <w:r>
-        <w:t xml:space="preserve"> </w:t>
+        <w:t>Lifecycle Map</w:t>
       </w:r>
     </w:p>
     <w:p>
@@ -289,12 +100,625 @@
     </w:p>
     <w:p>
       <w:r>
+        <w:t>The operating model follows three rules:</w:t>
+      </w:r>
+    </w:p>
+    <w:p>
+      <w:pPr>
+        <w:pStyle w:val="ListBullet"/>
+      </w:pPr>
+      <w:r>
+        <w:t>Hosted Supabase is the system of record. Do not use a local database for training or production workflows.</w:t>
+      </w:r>
+    </w:p>
+    <w:p>
+      <w:pPr>
+        <w:pStyle w:val="ListBullet"/>
+      </w:pPr>
+      <w:r>
+        <w:t>Netlify deploys the UI and API functions together, so training and support evidence should include the active deploy URL and Function logs.</w:t>
+      </w:r>
+    </w:p>
+    <w:p>
+      <w:pPr>
+        <w:pStyle w:val="ListBullet"/>
+      </w:pPr>
+      <w:r>
+        <w:t>Every script lifecycle action should leave evidence: metadata, analysis result, PDF report, support note, or cleanup record.</w:t>
+      </w:r>
+    </w:p>
+    <w:p>
+      <w:pPr>
+        <w:pStyle w:val="Heading2"/>
+      </w:pPr>
+      <w:r>
+        <w:t>What You Will Learn</w:t>
+      </w:r>
+    </w:p>
+    <w:tbl>
+      <w:tblPr>
+        <w:tblW w:type="auto" w:w="0"/>
+        <w:tblLook w:firstColumn="1" w:firstRow="1" w:lastColumn="0" w:lastRow="0" w:noHBand="0" w:noVBand="1" w:val="04A0"/>
+      </w:tblPr>
+      <w:tblGrid>
+        <w:gridCol w:w="2880"/>
+        <w:gridCol w:w="2880"/>
+        <w:gridCol w:w="2880"/>
+      </w:tblGrid>
+      <w:tr>
+        <w:tc>
+          <w:tcPr>
+            <w:tcW w:type="dxa" w:w="0"/>
+          </w:tcPr>
+          <w:p>
+            <w:r>
+              <w:t>Capability</w:t>
+            </w:r>
+          </w:p>
+        </w:tc>
+        <w:tc>
+          <w:tcPr>
+            <w:tcW w:type="dxa" w:w="0"/>
+          </w:tcPr>
+          <w:p>
+            <w:r>
+              <w:t>What it teaches</w:t>
+            </w:r>
+          </w:p>
+        </w:tc>
+        <w:tc>
+          <w:tcPr>
+            <w:tcW w:type="dxa" w:w="0"/>
+          </w:tcPr>
+          <w:p>
+            <w:r>
+              <w:t>Current screen</w:t>
+            </w:r>
+          </w:p>
+        </w:tc>
+      </w:tr>
+      <w:tr>
+        <w:tc>
+          <w:tcPr>
+            <w:tcW w:type="dxa" w:w="0"/>
+          </w:tcPr>
+          <w:p>
+            <w:r>
+              <w:t>Access</w:t>
+            </w:r>
+          </w:p>
+        </w:tc>
+        <w:tc>
+          <w:tcPr>
+            <w:tcW w:type="dxa" w:w="0"/>
+          </w:tcPr>
+          <w:p>
+            <w:r>
+              <w:t>Supabase login, pending approval, enabled profile gate</w:t>
+            </w:r>
+          </w:p>
+        </w:tc>
+        <w:tc>
+          <w:tcPr>
+            <w:tcW w:type="dxa" w:w="0"/>
+          </w:tcPr>
+          <w:p>
+            <w:r>
+              <w:rPr>
+                <w:rFonts w:ascii="Mono" w:hAnsi="Mono"/>
+              </w:rPr>
+              <w:t>../screenshots/readme/login.png</w:t>
+            </w:r>
+          </w:p>
+        </w:tc>
+      </w:tr>
+      <w:tr>
+        <w:tc>
+          <w:tcPr>
+            <w:tcW w:type="dxa" w:w="0"/>
+          </w:tcPr>
+          <w:p>
+            <w:r>
+              <w:t>Script intake</w:t>
+            </w:r>
+          </w:p>
+        </w:tc>
+        <w:tc>
+          <w:tcPr>
+            <w:tcW w:type="dxa" w:w="0"/>
+          </w:tcPr>
+          <w:p>
+            <w:r>
+              <w:t>Uploads, metadata, versioning, delete, bulk delete</w:t>
+            </w:r>
+          </w:p>
+        </w:tc>
+        <w:tc>
+          <w:tcPr>
+            <w:tcW w:type="dxa" w:w="0"/>
+          </w:tcPr>
+          <w:p>
+            <w:r>
+              <w:rPr>
+                <w:rFonts w:ascii="Mono" w:hAnsi="Mono"/>
+              </w:rPr>
+              <w:t>../screenshots/readme/scripts.png</w:t>
+            </w:r>
+          </w:p>
+        </w:tc>
+      </w:tr>
+      <w:tr>
+        <w:tc>
+          <w:tcPr>
+            <w:tcW w:type="dxa" w:w="0"/>
+          </w:tcPr>
+          <w:p>
+            <w:r>
+              <w:t>Script edit</w:t>
+            </w:r>
+          </w:p>
+        </w:tc>
+        <w:tc>
+          <w:tcPr>
+            <w:tcW w:type="dxa" w:w="0"/>
+          </w:tcPr>
+          <w:p>
+            <w:r>
+              <w:t xml:space="preserve">Hosted edit, save, and VS Code </w:t>
+            </w:r>
+            <w:r>
+              <w:rPr>
+                <w:rFonts w:ascii="Mono" w:hAnsi="Mono"/>
+              </w:rPr>
+              <w:t>.ps1</w:t>
+            </w:r>
+            <w:r>
+              <w:t xml:space="preserve"> export</w:t>
+            </w:r>
+          </w:p>
+        </w:tc>
+        <w:tc>
+          <w:tcPr>
+            <w:tcW w:type="dxa" w:w="0"/>
+          </w:tcPr>
+          <w:p>
+            <w:r>
+              <w:rPr>
+                <w:rFonts w:ascii="Mono" w:hAnsi="Mono"/>
+              </w:rPr>
+              <w:t>../screenshots/readme/script-edit-vscode.png</w:t>
+            </w:r>
+          </w:p>
+        </w:tc>
+      </w:tr>
+      <w:tr>
+        <w:tc>
+          <w:tcPr>
+            <w:tcW w:type="dxa" w:w="0"/>
+          </w:tcPr>
+          <w:p>
+            <w:r>
+              <w:t>AI analysis</w:t>
+            </w:r>
+          </w:p>
+        </w:tc>
+        <w:tc>
+          <w:tcPr>
+            <w:tcW w:type="dxa" w:w="0"/>
+          </w:tcPr>
+          <w:p>
+            <w:r>
+              <w:t>Criteria payload, security score, runtime requirements, remediation, PDF export</w:t>
+            </w:r>
+          </w:p>
+        </w:tc>
+        <w:tc>
+          <w:tcPr>
+            <w:tcW w:type="dxa" w:w="0"/>
+          </w:tcPr>
+          <w:p>
+            <w:r>
+              <w:rPr>
+                <w:rFonts w:ascii="Mono" w:hAnsi="Mono"/>
+              </w:rPr>
+              <w:t>../screenshots/readme/analysis-runtime-requirements.png</w:t>
+            </w:r>
+          </w:p>
+        </w:tc>
+      </w:tr>
+      <w:tr>
+        <w:tc>
+          <w:tcPr>
+            <w:tcW w:type="dxa" w:w="0"/>
+          </w:tcPr>
+          <w:p>
+            <w:r>
+              <w:t>Discovery</w:t>
+            </w:r>
+          </w:p>
+        </w:tc>
+        <w:tc>
+          <w:tcPr>
+            <w:tcW w:type="dxa" w:w="0"/>
+          </w:tcPr>
+          <w:p>
+            <w:r>
+              <w:t>Keyword/vector search and documentation-assisted review</w:t>
+            </w:r>
+          </w:p>
+        </w:tc>
+        <w:tc>
+          <w:tcPr>
+            <w:tcW w:type="dxa" w:w="0"/>
+          </w:tcPr>
+          <w:p>
+            <w:r>
+              <w:rPr>
+                <w:rFonts w:ascii="Mono" w:hAnsi="Mono"/>
+              </w:rPr>
+              <w:t>../screenshots/readme/documentation.png</w:t>
+            </w:r>
+          </w:p>
+        </w:tc>
+      </w:tr>
+      <w:tr>
+        <w:tc>
+          <w:tcPr>
+            <w:tcW w:type="dxa" w:w="0"/>
+          </w:tcPr>
+          <w:p>
+            <w:r>
+              <w:t>Assistant</w:t>
+            </w:r>
+          </w:p>
+        </w:tc>
+        <w:tc>
+          <w:tcPr>
+            <w:tcW w:type="dxa" w:w="0"/>
+          </w:tcPr>
+          <w:p>
+            <w:r>
+              <w:t xml:space="preserve">Chat and agentic route aliases through </w:t>
+            </w:r>
+            <w:r>
+              <w:rPr>
+                <w:rFonts w:ascii="Mono" w:hAnsi="Mono"/>
+              </w:rPr>
+              <w:t>/ai/assistant</w:t>
+            </w:r>
+          </w:p>
+        </w:tc>
+        <w:tc>
+          <w:tcPr>
+            <w:tcW w:type="dxa" w:w="0"/>
+          </w:tcPr>
+          <w:p>
+            <w:r>
+              <w:rPr>
+                <w:rFonts w:ascii="Mono" w:hAnsi="Mono"/>
+              </w:rPr>
+              <w:t>../screenshots/readme/agentic-assistant.png</w:t>
+            </w:r>
+          </w:p>
+        </w:tc>
+      </w:tr>
+      <w:tr>
+        <w:tc>
+          <w:tcPr>
+            <w:tcW w:type="dxa" w:w="0"/>
+          </w:tcPr>
+          <w:p>
+            <w:r>
+              <w:t>Operations</w:t>
+            </w:r>
+          </w:p>
+        </w:tc>
+        <w:tc>
+          <w:tcPr>
+            <w:tcW w:type="dxa" w:w="0"/>
+          </w:tcPr>
+          <w:p>
+            <w:r>
+              <w:t>Netlify deploy health, Supabase-backed data maintenance</w:t>
+            </w:r>
+          </w:p>
+        </w:tc>
+        <w:tc>
+          <w:tcPr>
+            <w:tcW w:type="dxa" w:w="0"/>
+          </w:tcPr>
+          <w:p>
+            <w:r>
+              <w:rPr>
+                <w:rFonts w:ascii="Mono" w:hAnsi="Mono"/>
+              </w:rPr>
+              <w:t>../screenshots/readme/data-maintenance.png</w:t>
+            </w:r>
+          </w:p>
+        </w:tc>
+      </w:tr>
+      <w:tr>
+        <w:tc>
+          <w:tcPr>
+            <w:tcW w:type="dxa" w:w="0"/>
+          </w:tcPr>
+          <w:p>
+            <w:r>
+              <w:t>Mobile</w:t>
+            </w:r>
+          </w:p>
+        </w:tc>
+        <w:tc>
+          <w:tcPr>
+            <w:tcW w:type="dxa" w:w="0"/>
+          </w:tcPr>
+          <w:p>
+            <w:r>
+              <w:t>Topbar, drawer navigation, responsive cards</w:t>
+            </w:r>
+          </w:p>
+        </w:tc>
+        <w:tc>
+          <w:tcPr>
+            <w:tcW w:type="dxa" w:w="0"/>
+          </w:tcPr>
+          <w:p>
+            <w:r>
+              <w:rPr>
+                <w:rFonts w:ascii="Mono" w:hAnsi="Mono"/>
+              </w:rPr>
+              <w:t>../screenshots/readme/dashboard.png</w:t>
+            </w:r>
+          </w:p>
+        </w:tc>
+      </w:tr>
+    </w:tbl>
+    <w:p>
+      <w:r>
         <w:t xml:space="preserve"> </w:t>
       </w:r>
     </w:p>
     <w:p>
       <w:r>
         <w:t xml:space="preserve"> </w:t>
+      </w:r>
+    </w:p>
+    <w:p>
+      <w:r>
+        <w:t xml:space="preserve"> </w:t>
+      </w:r>
+    </w:p>
+    <w:p>
+      <w:r>
+        <w:t xml:space="preserve"> </w:t>
+      </w:r>
+    </w:p>
+    <w:p>
+      <w:r>
+        <w:t xml:space="preserve"> </w:t>
+      </w:r>
+    </w:p>
+    <w:p>
+      <w:r>
+        <w:t xml:space="preserve"> </w:t>
+      </w:r>
+    </w:p>
+    <w:p>
+      <w:r>
+        <w:t xml:space="preserve"> </w:t>
+      </w:r>
+    </w:p>
+    <w:p>
+      <w:r>
+        <w:t xml:space="preserve"> </w:t>
+      </w:r>
+    </w:p>
+    <w:p>
+      <w:r>
+        <w:t xml:space="preserve"> </w:t>
+      </w:r>
+    </w:p>
+    <w:p>
+      <w:r>
+        <w:t xml:space="preserve"> </w:t>
+      </w:r>
+    </w:p>
+    <w:p>
+      <w:r>
+        <w:t xml:space="preserve"> </w:t>
+      </w:r>
+    </w:p>
+    <w:p>
+      <w:r>
+        <w:t xml:space="preserve"> </w:t>
+      </w:r>
+    </w:p>
+    <w:p>
+      <w:r>
+        <w:t xml:space="preserve"> </w:t>
+      </w:r>
+    </w:p>
+    <w:p>
+      <w:r>
+        <w:t xml:space="preserve"> </w:t>
+      </w:r>
+    </w:p>
+    <w:p>
+      <w:r>
+        <w:t xml:space="preserve"> </w:t>
+      </w:r>
+    </w:p>
+    <w:p>
+      <w:r>
+        <w:t xml:space="preserve"> </w:t>
+      </w:r>
+    </w:p>
+    <w:p>
+      <w:r>
+        <w:t xml:space="preserve"> </w:t>
+      </w:r>
+    </w:p>
+    <w:p>
+      <w:r>
+        <w:t xml:space="preserve"> </w:t>
+      </w:r>
+    </w:p>
+    <w:p>
+      <w:r>
+        <w:t xml:space="preserve"> </w:t>
+      </w:r>
+    </w:p>
+    <w:p>
+      <w:r>
+        <w:t xml:space="preserve"> </w:t>
+      </w:r>
+    </w:p>
+    <w:p>
+      <w:r>
+        <w:t xml:space="preserve"> </w:t>
+      </w:r>
+    </w:p>
+    <w:p>
+      <w:r>
+        <w:t xml:space="preserve"> </w:t>
+      </w:r>
+    </w:p>
+    <w:p>
+      <w:r>
+        <w:t xml:space="preserve"> </w:t>
+      </w:r>
+    </w:p>
+    <w:p>
+      <w:r>
+        <w:t xml:space="preserve"> </w:t>
+      </w:r>
+    </w:p>
+    <w:p>
+      <w:r>
+        <w:t xml:space="preserve"> </w:t>
+      </w:r>
+    </w:p>
+    <w:p>
+      <w:r>
+        <w:t xml:space="preserve"> </w:t>
+      </w:r>
+    </w:p>
+    <w:p>
+      <w:r>
+        <w:t xml:space="preserve"> Current Environment</w:t>
+      </w:r>
+    </w:p>
+    <w:p>
+      <w:pPr>
+        <w:pStyle w:val="Heading2"/>
+      </w:pPr>
+    </w:p>
+    <w:p>
+      <w:pPr>
+        <w:pStyle w:val="ListBullet"/>
+      </w:pPr>
+      <w:r>
+        <w:t xml:space="preserve">Production app: </w:t>
+      </w:r>
+      <w:r>
+        <w:rPr>
+          <w:rFonts w:ascii="Mono" w:hAnsi="Mono"/>
+        </w:rPr>
+        <w:t>https://pstest.morloksmaze.com</w:t>
+      </w:r>
+    </w:p>
+    <w:p>
+      <w:pPr>
+        <w:pStyle w:val="ListBullet"/>
+      </w:pPr>
+      <w:r>
+        <w:t xml:space="preserve">API: same-origin Netlify Functions under </w:t>
+      </w:r>
+      <w:r>
+        <w:rPr>
+          <w:rFonts w:ascii="Mono" w:hAnsi="Mono"/>
+        </w:rPr>
+        <w:t>/api/*</w:t>
+      </w:r>
+    </w:p>
+    <w:p>
+      <w:pPr>
+        <w:pStyle w:val="ListBullet"/>
+      </w:pPr>
+      <w:r>
+        <w:t xml:space="preserve">Database: hosted Supabase Postgres with RLS and </w:t>
+      </w:r>
+      <w:r>
+        <w:rPr>
+          <w:rFonts w:ascii="Mono" w:hAnsi="Mono"/>
+        </w:rPr>
+        <w:t>pgvector</w:t>
+      </w:r>
+    </w:p>
+    <w:p>
+      <w:pPr>
+        <w:pStyle w:val="ListBullet"/>
+      </w:pPr>
+      <w:r>
+        <w:t>Auth: Supabase Auth plus admin approval</w:t>
+      </w:r>
+    </w:p>
+    <w:p>
+      <w:pPr>
+        <w:pStyle w:val="ListBullet"/>
+      </w:pPr>
+      <w:r>
+        <w:t>Local database: not used</w:t>
+      </w:r>
+    </w:p>
+    <w:p>
+      <w:pPr>
+        <w:pStyle w:val="ListBullet"/>
+      </w:pPr>
+      <w:r>
+        <w:t>Upload limit: hosted uploads are capped at 4 MB in the UI to stay below Netlify buffered Function payload limits after binary overhead.</w:t>
+      </w:r>
+    </w:p>
+    <w:p>
+      <w:r>
+        <w:t>For classroom UI walkthroughs that must avoid hosted mutations, run the frontend locally with mock data:</w:t>
+      </w:r>
+    </w:p>
+    <w:p>
+      <w:r>
+        <w:rPr>
+          <w:rFonts w:ascii="Mono" w:hAnsi="Mono"/>
+        </w:rPr>
+        <w:t xml:space="preserve">cd src/frontend
+VITE_DISABLE_AUTH=true VITE_USE_MOCKS=true npm run dev -- --host 127.0.0.1 --port 5173
+</w:t>
+      </w:r>
+    </w:p>
+    <w:p>
+      <w:r>
+        <w:t>For production-like auth labs, use the hosted app and an approved account.</w:t>
+      </w:r>
+    </w:p>
+    <w:p>
+      <w:pPr>
+        <w:pStyle w:val="Heading2"/>
+      </w:pPr>
+      <w:r>
+        <w:t>Screenshot Gallery</w:t>
+      </w:r>
+    </w:p>
+    <w:p>
+      <w:r>
+        <w:t xml:space="preserve">Use the screenshot atlas when building training decks or support runbooks: </w:t>
+      </w:r>
+      <w:r>
+        <w:rPr>
+          <w:rFonts w:ascii="Mono" w:hAnsi="Mono"/>
+        </w:rPr>
+        <w:t>SCREENSHOT-ATLAS.md ./SCREENSHOT-ATLAS.md</w:t>
+      </w:r>
+      <w:r>
+        <w:t>.</w:t>
       </w:r>
     </w:p>
     <w:p>
@@ -335,16 +759,6 @@
     </w:p>
     <w:p>
       <w:r>
-        <w:t xml:space="preserve"> </w:t>
-      </w:r>
-    </w:p>
-    <w:p>
-      <w:r>
-        <w:t xml:space="preserve"> </w:t>
-      </w:r>
-    </w:p>
-    <w:p>
-      <w:r>
         <w:drawing>
           <wp:inline xmlns:a="http://schemas.openxmlformats.org/drawingml/2006/main" xmlns:pic="http://schemas.openxmlformats.org/drawingml/2006/picture">
             <wp:extent cx="5303520" cy="5303520"/>
@@ -377,16 +791,6 @@
             </a:graphic>
           </wp:inline>
         </w:drawing>
-      </w:r>
-    </w:p>
-    <w:p>
-      <w:r>
-        <w:t xml:space="preserve"> </w:t>
-      </w:r>
-    </w:p>
-    <w:p>
-      <w:r>
-        <w:t xml:space="preserve"> </w:t>
       </w:r>
     </w:p>
     <w:p>
@@ -427,16 +831,6 @@
     </w:p>
     <w:p>
       <w:r>
-        <w:t xml:space="preserve"> </w:t>
-      </w:r>
-    </w:p>
-    <w:p>
-      <w:r>
-        <w:t xml:space="preserve"> </w:t>
-      </w:r>
-    </w:p>
-    <w:p>
-      <w:r>
         <w:drawing>
           <wp:inline xmlns:a="http://schemas.openxmlformats.org/drawingml/2006/main" xmlns:pic="http://schemas.openxmlformats.org/drawingml/2006/picture">
             <wp:extent cx="5303520" cy="5303520"/>
@@ -469,70 +863,6 @@
             </a:graphic>
           </wp:inline>
         </w:drawing>
-      </w:r>
-    </w:p>
-    <w:p>
-      <w:pPr>
-        <w:pStyle w:val="Heading2"/>
-      </w:pPr>
-      <w:r>
-        <w:t>Feature tour (README-style checklist)</w:t>
-      </w:r>
-    </w:p>
-    <w:p>
-      <w:pPr>
-        <w:pStyle w:val="ListBullet"/>
-      </w:pPr>
-      <w:r>
-        <w:t>[x] Script library with categories, owners, version history, and file-hash dedup</w:t>
-      </w:r>
-    </w:p>
-    <w:p>
-      <w:pPr>
-        <w:pStyle w:val="ListBullet"/>
-      </w:pPr>
-      <w:r>
-        <w:t>[x] AI analysis pipeline (scorecards, recommendations, remediation notes)</w:t>
-      </w:r>
-    </w:p>
-    <w:p>
-      <w:pPr>
-        <w:pStyle w:val="ListBullet"/>
-      </w:pPr>
-      <w:r>
-        <w:t>[x] Documentation explorer + crawler for command references and context storage</w:t>
-      </w:r>
-    </w:p>
-    <w:p>
-      <w:pPr>
-        <w:pStyle w:val="ListBullet"/>
-      </w:pPr>
-      <w:r>
-        <w:t>[x] Chat/agent experiences for “how to fix” and “explain this script” prompts</w:t>
-      </w:r>
-    </w:p>
-    <w:p>
-      <w:pPr>
-        <w:pStyle w:val="ListBullet"/>
-      </w:pPr>
-      <w:r>
-        <w:t>[x] Analytics dashboards for adoption, security posture, and training coverage</w:t>
-      </w:r>
-    </w:p>
-    <w:p>
-      <w:pPr>
-        <w:pStyle w:val="ListBullet"/>
-      </w:pPr>
-      <w:r>
-        <w:t>[x] Export kit (HTML, PDF, DOCX) plus Playwright screenshot automation</w:t>
-      </w:r>
-    </w:p>
-    <w:p>
-      <w:pPr>
-        <w:pStyle w:val="Heading2"/>
-      </w:pPr>
-      <w:r>
-        <w:t>Architecture and flows</w:t>
       </w:r>
     </w:p>
     <w:p>
@@ -716,22 +1046,6 @@
       </w:r>
     </w:p>
     <w:p>
-      <w:pPr>
-        <w:pStyle w:val="Heading2"/>
-      </w:pPr>
-      <w:r>
-        <w:t>Screenshot gallery</w:t>
-      </w:r>
-    </w:p>
-    <w:p>
-      <w:pPr>
-        <w:pStyle w:val="ListBullet"/>
-      </w:pPr>
-      <w:r>
-        <w:t>Login + default access:</w:t>
-      </w:r>
-    </w:p>
-    <w:p>
       <w:r>
         <w:drawing>
           <wp:inline xmlns:a="http://schemas.openxmlformats.org/drawingml/2006/main" xmlns:pic="http://schemas.openxmlformats.org/drawingml/2006/picture">
@@ -765,14 +1079,6 @@
             </a:graphic>
           </wp:inline>
         </w:drawing>
-      </w:r>
-    </w:p>
-    <w:p>
-      <w:pPr>
-        <w:pStyle w:val="ListBullet"/>
-      </w:pPr>
-      <w:r>
-        <w:t>Dashboard with stats and activity:</w:t>
       </w:r>
     </w:p>
     <w:p>
@@ -812,14 +1118,6 @@
       </w:r>
     </w:p>
     <w:p>
-      <w:pPr>
-        <w:pStyle w:val="ListBullet"/>
-      </w:pPr>
-      <w:r>
-        <w:t>Script detail with metadata:</w:t>
-      </w:r>
-    </w:p>
-    <w:p>
       <w:r>
         <w:drawing>
           <wp:inline xmlns:a="http://schemas.openxmlformats.org/drawingml/2006/main" xmlns:pic="http://schemas.openxmlformats.org/drawingml/2006/picture">
@@ -853,14 +1151,6 @@
             </a:graphic>
           </wp:inline>
         </w:drawing>
-      </w:r>
-    </w:p>
-    <w:p>
-      <w:pPr>
-        <w:pStyle w:val="ListBullet"/>
-      </w:pPr>
-      <w:r>
-        <w:t>Upload with live preview:</w:t>
       </w:r>
     </w:p>
     <w:p>
@@ -901,493 +1191,10 @@
     </w:p>
     <w:p>
       <w:pPr>
-        <w:pStyle w:val="ListBullet"/>
-      </w:pPr>
-      <w:r>
-        <w:t>AI analysis + recommendations:</w:t>
-      </w:r>
-    </w:p>
-    <w:p>
-      <w:r>
-        <w:drawing>
-          <wp:inline xmlns:a="http://schemas.openxmlformats.org/drawingml/2006/main" xmlns:pic="http://schemas.openxmlformats.org/drawingml/2006/picture">
-            <wp:extent cx="5303520" cy="5303520"/>
-            <wp:docPr id="15" name="Picture 15"/>
-            <wp:cNvGraphicFramePr>
-              <a:graphicFrameLocks noChangeAspect="1"/>
-            </wp:cNvGraphicFramePr>
-            <a:graphic>
-              <a:graphicData uri="http://schemas.openxmlformats.org/drawingml/2006/picture">
-                <pic:pic>
-                  <pic:nvPicPr>
-                    <pic:cNvPr id="0" name="image.png"/>
-                    <pic:cNvPicPr/>
-                  </pic:nvPicPr>
-                  <pic:blipFill>
-                    <a:blip r:embed="rId9"/>
-                    <a:stretch>
-                      <a:fillRect/>
-                    </a:stretch>
-                  </pic:blipFill>
-                  <pic:spPr>
-                    <a:xfrm>
-                      <a:off x="0" y="0"/>
-                      <a:ext cx="5303520" cy="5303520"/>
-                    </a:xfrm>
-                    <a:prstGeom prst="rect"/>
-                  </pic:spPr>
-                </pic:pic>
-              </a:graphicData>
-            </a:graphic>
-          </wp:inline>
-        </w:drawing>
-      </w:r>
-    </w:p>
-    <w:p>
-      <w:pPr>
-        <w:pStyle w:val="ListBullet"/>
-      </w:pPr>
-      <w:r>
-        <w:t>Documentation explorer:</w:t>
-      </w:r>
-    </w:p>
-    <w:p>
-      <w:r>
-        <w:drawing>
-          <wp:inline xmlns:a="http://schemas.openxmlformats.org/drawingml/2006/main" xmlns:pic="http://schemas.openxmlformats.org/drawingml/2006/picture">
-            <wp:extent cx="5303520" cy="5303520"/>
-            <wp:docPr id="16" name="Picture 16"/>
-            <wp:cNvGraphicFramePr>
-              <a:graphicFrameLocks noChangeAspect="1"/>
-            </wp:cNvGraphicFramePr>
-            <a:graphic>
-              <a:graphicData uri="http://schemas.openxmlformats.org/drawingml/2006/picture">
-                <pic:pic>
-                  <pic:nvPicPr>
-                    <pic:cNvPr id="0" name="image.png"/>
-                    <pic:cNvPicPr/>
-                  </pic:nvPicPr>
-                  <pic:blipFill>
-                    <a:blip r:embed="rId9"/>
-                    <a:stretch>
-                      <a:fillRect/>
-                    </a:stretch>
-                  </pic:blipFill>
-                  <pic:spPr>
-                    <a:xfrm>
-                      <a:off x="0" y="0"/>
-                      <a:ext cx="5303520" cy="5303520"/>
-                    </a:xfrm>
-                    <a:prstGeom prst="rect"/>
-                  </pic:spPr>
-                </pic:pic>
-              </a:graphicData>
-            </a:graphic>
-          </wp:inline>
-        </w:drawing>
-      </w:r>
-    </w:p>
-    <w:p>
-      <w:pPr>
-        <w:pStyle w:val="ListBullet"/>
-      </w:pPr>
-      <w:r>
-        <w:t>Chat assistant:</w:t>
-      </w:r>
-    </w:p>
-    <w:p>
-      <w:r>
-        <w:drawing>
-          <wp:inline xmlns:a="http://schemas.openxmlformats.org/drawingml/2006/main" xmlns:pic="http://schemas.openxmlformats.org/drawingml/2006/picture">
-            <wp:extent cx="5303520" cy="5303520"/>
-            <wp:docPr id="17" name="Picture 17"/>
-            <wp:cNvGraphicFramePr>
-              <a:graphicFrameLocks noChangeAspect="1"/>
-            </wp:cNvGraphicFramePr>
-            <a:graphic>
-              <a:graphicData uri="http://schemas.openxmlformats.org/drawingml/2006/picture">
-                <pic:pic>
-                  <pic:nvPicPr>
-                    <pic:cNvPr id="0" name="image.png"/>
-                    <pic:cNvPicPr/>
-                  </pic:nvPicPr>
-                  <pic:blipFill>
-                    <a:blip r:embed="rId9"/>
-                    <a:stretch>
-                      <a:fillRect/>
-                    </a:stretch>
-                  </pic:blipFill>
-                  <pic:spPr>
-                    <a:xfrm>
-                      <a:off x="0" y="0"/>
-                      <a:ext cx="5303520" cy="5303520"/>
-                    </a:xfrm>
-                    <a:prstGeom prst="rect"/>
-                  </pic:spPr>
-                </pic:pic>
-              </a:graphicData>
-            </a:graphic>
-          </wp:inline>
-        </w:drawing>
-      </w:r>
-    </w:p>
-    <w:p>
-      <w:pPr>
-        <w:pStyle w:val="ListBullet"/>
-      </w:pPr>
-      <w:r>
-        <w:t>Analytics + ops KPIs:</w:t>
-      </w:r>
-    </w:p>
-    <w:p>
-      <w:r>
-        <w:drawing>
-          <wp:inline xmlns:a="http://schemas.openxmlformats.org/drawingml/2006/main" xmlns:pic="http://schemas.openxmlformats.org/drawingml/2006/picture">
-            <wp:extent cx="5303520" cy="5303520"/>
-            <wp:docPr id="18" name="Picture 18"/>
-            <wp:cNvGraphicFramePr>
-              <a:graphicFrameLocks noChangeAspect="1"/>
-            </wp:cNvGraphicFramePr>
-            <a:graphic>
-              <a:graphicData uri="http://schemas.openxmlformats.org/drawingml/2006/picture">
-                <pic:pic>
-                  <pic:nvPicPr>
-                    <pic:cNvPr id="0" name="image.png"/>
-                    <pic:cNvPicPr/>
-                  </pic:nvPicPr>
-                  <pic:blipFill>
-                    <a:blip r:embed="rId9"/>
-                    <a:stretch>
-                      <a:fillRect/>
-                    </a:stretch>
-                  </pic:blipFill>
-                  <pic:spPr>
-                    <a:xfrm>
-                      <a:off x="0" y="0"/>
-                      <a:ext cx="5303520" cy="5303520"/>
-                    </a:xfrm>
-                    <a:prstGeom prst="rect"/>
-                  </pic:spPr>
-                </pic:pic>
-              </a:graphicData>
-            </a:graphic>
-          </wp:inline>
-        </w:drawing>
-      </w:r>
-    </w:p>
-    <w:p>
-      <w:pPr>
-        <w:pStyle w:val="ListBullet"/>
-      </w:pPr>
-      <w:r>
-        <w:t>Settings with training links:</w:t>
-      </w:r>
-    </w:p>
-    <w:p>
-      <w:r>
-        <w:drawing>
-          <wp:inline xmlns:a="http://schemas.openxmlformats.org/drawingml/2006/main" xmlns:pic="http://schemas.openxmlformats.org/drawingml/2006/picture">
-            <wp:extent cx="5303520" cy="5303520"/>
-            <wp:docPr id="19" name="Picture 19"/>
-            <wp:cNvGraphicFramePr>
-              <a:graphicFrameLocks noChangeAspect="1"/>
-            </wp:cNvGraphicFramePr>
-            <a:graphic>
-              <a:graphicData uri="http://schemas.openxmlformats.org/drawingml/2006/picture">
-                <pic:pic>
-                  <pic:nvPicPr>
-                    <pic:cNvPr id="0" name="image.png"/>
-                    <pic:cNvPicPr/>
-                  </pic:nvPicPr>
-                  <pic:blipFill>
-                    <a:blip r:embed="rId9"/>
-                    <a:stretch>
-                      <a:fillRect/>
-                    </a:stretch>
-                  </pic:blipFill>
-                  <pic:spPr>
-                    <a:xfrm>
-                      <a:off x="0" y="0"/>
-                      <a:ext cx="5303520" cy="5303520"/>
-                    </a:xfrm>
-                    <a:prstGeom prst="rect"/>
-                  </pic:spPr>
-                </pic:pic>
-              </a:graphicData>
-            </a:graphic>
-          </wp:inline>
-        </w:drawing>
-      </w:r>
-    </w:p>
-    <w:p>
-      <w:pPr>
         <w:pStyle w:val="Heading2"/>
       </w:pPr>
       <w:r>
-        <w:t>Audience and outcomes</w:t>
-      </w:r>
-    </w:p>
-    <w:tbl>
-      <w:tblPr>
-        <w:tblW w:type="auto" w:w="0"/>
-        <w:tblLook w:firstColumn="1" w:firstRow="1" w:lastColumn="0" w:lastRow="0" w:noHBand="0" w:noVBand="1" w:val="04A0"/>
-      </w:tblPr>
-      <w:tblGrid>
-        <w:gridCol w:w="2880"/>
-        <w:gridCol w:w="2880"/>
-        <w:gridCol w:w="2880"/>
-      </w:tblGrid>
-      <w:tr>
-        <w:tc>
-          <w:tcPr>
-            <w:tcW w:type="dxa" w:w="0"/>
-          </w:tcPr>
-          <w:p>
-            <w:r>
-              <w:t>Audience</w:t>
-            </w:r>
-          </w:p>
-        </w:tc>
-        <w:tc>
-          <w:tcPr>
-            <w:tcW w:type="dxa" w:w="0"/>
-          </w:tcPr>
-          <w:p>
-            <w:r>
-              <w:t>Goals</w:t>
-            </w:r>
-          </w:p>
-        </w:tc>
-        <w:tc>
-          <w:tcPr>
-            <w:tcW w:type="dxa" w:w="0"/>
-          </w:tcPr>
-          <w:p>
-            <w:r>
-              <w:t>Outcome artifacts</w:t>
-            </w:r>
-          </w:p>
-        </w:tc>
-      </w:tr>
-      <w:tr>
-        <w:tc>
-          <w:tcPr>
-            <w:tcW w:type="dxa" w:w="0"/>
-          </w:tcPr>
-          <w:p>
-            <w:r>
-              <w:t>Script authors</w:t>
-            </w:r>
-          </w:p>
-        </w:tc>
-        <w:tc>
-          <w:tcPr>
-            <w:tcW w:type="dxa" w:w="0"/>
-          </w:tcPr>
-          <w:p>
-            <w:r>
-              <w:t>Upload, categorize, analyze, and improve scripts</w:t>
-            </w:r>
-          </w:p>
-        </w:tc>
-        <w:tc>
-          <w:tcPr>
-            <w:tcW w:type="dxa" w:w="0"/>
-          </w:tcPr>
-          <w:p>
-            <w:r>
-              <w:t>Curated script library with analysis reports</w:t>
-            </w:r>
-          </w:p>
-        </w:tc>
-      </w:tr>
-      <w:tr>
-        <w:tc>
-          <w:tcPr>
-            <w:tcW w:type="dxa" w:w="0"/>
-          </w:tcPr>
-          <w:p>
-            <w:r>
-              <w:t>Security reviewers</w:t>
-            </w:r>
-          </w:p>
-        </w:tc>
-        <w:tc>
-          <w:tcPr>
-            <w:tcW w:type="dxa" w:w="0"/>
-          </w:tcPr>
-          <w:p>
-            <w:r>
-              <w:t>Evaluate risk, audit findings, track fixes</w:t>
-            </w:r>
-          </w:p>
-        </w:tc>
-        <w:tc>
-          <w:tcPr>
-            <w:tcW w:type="dxa" w:w="0"/>
-          </w:tcPr>
-          <w:p>
-            <w:r>
-              <w:t>Security scorecards and remediation notes</w:t>
-            </w:r>
-          </w:p>
-        </w:tc>
-      </w:tr>
-      <w:tr>
-        <w:tc>
-          <w:tcPr>
-            <w:tcW w:type="dxa" w:w="0"/>
-          </w:tcPr>
-          <w:p>
-            <w:r>
-              <w:t>Platform admins</w:t>
-            </w:r>
-          </w:p>
-        </w:tc>
-        <w:tc>
-          <w:tcPr>
-            <w:tcW w:type="dxa" w:w="0"/>
-          </w:tcPr>
-          <w:p>
-            <w:r>
-              <w:t>Operate services, manage users, tune data</w:t>
-            </w:r>
-          </w:p>
-        </w:tc>
-        <w:tc>
-          <w:tcPr>
-            <w:tcW w:type="dxa" w:w="0"/>
-          </w:tcPr>
-          <w:p>
-            <w:r>
-              <w:t>Environment runbook and health checklist</w:t>
-            </w:r>
-          </w:p>
-        </w:tc>
-      </w:tr>
-    </w:tbl>
-    <w:p>
-      <w:r>
-        <w:t xml:space="preserve"> </w:t>
-      </w:r>
-    </w:p>
-    <w:p>
-      <w:r>
-        <w:t xml:space="preserve"> </w:t>
-      </w:r>
-    </w:p>
-    <w:p>
-      <w:r>
-        <w:t xml:space="preserve"> </w:t>
-      </w:r>
-    </w:p>
-    <w:p>
-      <w:r>
-        <w:t xml:space="preserve"> </w:t>
-      </w:r>
-    </w:p>
-    <w:p>
-      <w:r>
-        <w:t xml:space="preserve"> </w:t>
-      </w:r>
-    </w:p>
-    <w:p>
-      <w:r>
-        <w:t xml:space="preserve"> </w:t>
-      </w:r>
-    </w:p>
-    <w:p>
-      <w:r>
-        <w:t xml:space="preserve"> </w:t>
-      </w:r>
-    </w:p>
-    <w:p>
-      <w:r>
-        <w:t xml:space="preserve"> </w:t>
-      </w:r>
-    </w:p>
-    <w:p>
-      <w:r>
-        <w:t xml:space="preserve"> </w:t>
-      </w:r>
-    </w:p>
-    <w:p>
-      <w:r>
-        <w:t xml:space="preserve"> </w:t>
-      </w:r>
-    </w:p>
-    <w:p>
-      <w:r>
-        <w:t xml:space="preserve"> </w:t>
-      </w:r>
-    </w:p>
-    <w:p>
-      <w:r>
-        <w:t xml:space="preserve"> Training roadmap</w:t>
-      </w:r>
-    </w:p>
-    <w:p>
-      <w:pPr>
-        <w:pStyle w:val="Heading2"/>
-      </w:pPr>
-    </w:p>
-    <w:p>
-      <w:r>
-        <w:drawing>
-          <wp:inline xmlns:a="http://schemas.openxmlformats.org/drawingml/2006/main" xmlns:pic="http://schemas.openxmlformats.org/drawingml/2006/picture">
-            <wp:extent cx="5303520" cy="5303520"/>
-            <wp:docPr id="20" name="Picture 20"/>
-            <wp:cNvGraphicFramePr>
-              <a:graphicFrameLocks noChangeAspect="1"/>
-            </wp:cNvGraphicFramePr>
-            <a:graphic>
-              <a:graphicData uri="http://schemas.openxmlformats.org/drawingml/2006/picture">
-                <pic:pic>
-                  <pic:nvPicPr>
-                    <pic:cNvPr id="0" name="image.png"/>
-                    <pic:cNvPicPr/>
-                  </pic:nvPicPr>
-                  <pic:blipFill>
-                    <a:blip r:embed="rId9"/>
-                    <a:stretch>
-                      <a:fillRect/>
-                    </a:stretch>
-                  </pic:blipFill>
-                  <pic:spPr>
-                    <a:xfrm>
-                      <a:off x="0" y="0"/>
-                      <a:ext cx="5303520" cy="5303520"/>
-                    </a:xfrm>
-                    <a:prstGeom prst="rect"/>
-                  </pic:spPr>
-                </pic:pic>
-              </a:graphicData>
-            </a:graphic>
-          </wp:inline>
-        </w:drawing>
-      </w:r>
-    </w:p>
-    <w:p>
-      <w:r>
-        <w:rPr>
-          <w:rFonts w:ascii="Mono" w:hAnsi="Mono"/>
-        </w:rPr>
-        <w:t xml:space="preserve">flowchart LR
-  Start[Orientation] --&gt; Foundations[Module 01: Platform Foundations]
-  Foundations --&gt; Lifecycle[Module 02: Script Lifecycle]
-  Lifecycle --&gt; Analysis[Module 03: AI Analysis]
-  Analysis --&gt; Search[Module 04: Search and Discovery]
-  Search --&gt; Ops[Module 05: Operations]
-  Ops --&gt; Labs[Hands-on Labs]
-</w:t>
-      </w:r>
-    </w:p>
-    <w:p>
-      <w:pPr>
-        <w:pStyle w:val="Heading2"/>
-      </w:pPr>
-      <w:r>
-        <w:t>Curriculum map</w:t>
+        <w:t>Curriculum Map</w:t>
       </w:r>
     </w:p>
     <w:tbl>
@@ -1550,7 +1357,7 @@
           </w:tcPr>
           <w:p>
             <w:r>
-              <w:t>AI Analysis and Security</w:t>
+              <w:t>AI Analysis and PDF Export</w:t>
             </w:r>
           </w:p>
         </w:tc>
@@ -1786,6 +1593,193 @@
     </w:p>
     <w:p>
       <w:r>
+        <w:t xml:space="preserve"> Professional Support Suite</w:t>
+      </w:r>
+    </w:p>
+    <w:p>
+      <w:pPr>
+        <w:pStyle w:val="Heading2"/>
+      </w:pPr>
+    </w:p>
+    <w:tbl>
+      <w:tblPr>
+        <w:tblW w:type="auto" w:w="0"/>
+        <w:tblLook w:firstColumn="1" w:firstRow="1" w:lastColumn="0" w:lastRow="0" w:noHBand="0" w:noVBand="1" w:val="04A0"/>
+      </w:tblPr>
+      <w:tblGrid>
+        <w:gridCol w:w="4320"/>
+        <w:gridCol w:w="4320"/>
+      </w:tblGrid>
+      <w:tr>
+        <w:tc>
+          <w:tcPr>
+            <w:tcW w:type="dxa" w:w="0"/>
+          </w:tcPr>
+          <w:p>
+            <w:r>
+              <w:t>Document</w:t>
+            </w:r>
+          </w:p>
+        </w:tc>
+        <w:tc>
+          <w:tcPr>
+            <w:tcW w:type="dxa" w:w="0"/>
+          </w:tcPr>
+          <w:p>
+            <w:r>
+              <w:t>Use</w:t>
+            </w:r>
+          </w:p>
+        </w:tc>
+      </w:tr>
+      <w:tr>
+        <w:tc>
+          <w:tcPr>
+            <w:tcW w:type="dxa" w:w="0"/>
+          </w:tcPr>
+          <w:p>
+            <w:r>
+              <w:rPr>
+                <w:rFonts w:ascii="Mono" w:hAnsi="Mono"/>
+              </w:rPr>
+              <w:t>SCRIPT-LIFECYCLE-SUITE-2026-04-29.md ./SCRIPT-LIFECYCLE-SUITE-2026-04-29.md</w:t>
+            </w:r>
+          </w:p>
+        </w:tc>
+        <w:tc>
+          <w:tcPr>
+            <w:tcW w:type="dxa" w:w="0"/>
+          </w:tcPr>
+          <w:p>
+            <w:r>
+              <w:t>Complete script design and management lifecycle playbook</w:t>
+            </w:r>
+          </w:p>
+        </w:tc>
+      </w:tr>
+      <w:tr>
+        <w:tc>
+          <w:tcPr>
+            <w:tcW w:type="dxa" w:w="0"/>
+          </w:tcPr>
+          <w:p>
+            <w:r>
+              <w:rPr>
+                <w:rFonts w:ascii="Mono" w:hAnsi="Mono"/>
+              </w:rPr>
+              <w:t>TRAINING-GUIDE.md ./TRAINING-GUIDE.md</w:t>
+            </w:r>
+          </w:p>
+        </w:tc>
+        <w:tc>
+          <w:tcPr>
+            <w:tcW w:type="dxa" w:w="0"/>
+          </w:tcPr>
+          <w:p>
+            <w:r>
+              <w:t>Facilitator agenda, role paths, lab timing, and evaluation</w:t>
+            </w:r>
+          </w:p>
+        </w:tc>
+      </w:tr>
+      <w:tr>
+        <w:tc>
+          <w:tcPr>
+            <w:tcW w:type="dxa" w:w="0"/>
+          </w:tcPr>
+          <w:p>
+            <w:r>
+              <w:rPr>
+                <w:rFonts w:ascii="Mono" w:hAnsi="Mono"/>
+              </w:rPr>
+              <w:t>SCREENSHOT-ATLAS.md ./SCREENSHOT-ATLAS.md</w:t>
+            </w:r>
+          </w:p>
+        </w:tc>
+        <w:tc>
+          <w:tcPr>
+            <w:tcW w:type="dxa" w:w="0"/>
+          </w:tcPr>
+          <w:p>
+            <w:r>
+              <w:t>Screenshot inventory and recommended use</w:t>
+            </w:r>
+          </w:p>
+        </w:tc>
+      </w:tr>
+      <w:tr>
+        <w:tc>
+          <w:tcPr>
+            <w:tcW w:type="dxa" w:w="0"/>
+          </w:tcPr>
+          <w:p>
+            <w:r>
+              <w:rPr>
+                <w:rFonts w:ascii="Mono" w:hAnsi="Mono"/>
+              </w:rPr>
+              <w:t>../SUPPORT.md ../SUPPORT.md</w:t>
+            </w:r>
+          </w:p>
+        </w:tc>
+        <w:tc>
+          <w:tcPr>
+            <w:tcW w:type="dxa" w:w="0"/>
+          </w:tcPr>
+          <w:p>
+            <w:r>
+              <w:t>Support intake, escalation, and operational evidence guide</w:t>
+            </w:r>
+          </w:p>
+        </w:tc>
+      </w:tr>
+    </w:tbl>
+    <w:p>
+      <w:r>
+        <w:t xml:space="preserve"> </w:t>
+      </w:r>
+    </w:p>
+    <w:p>
+      <w:r>
+        <w:t xml:space="preserve"> </w:t>
+      </w:r>
+    </w:p>
+    <w:p>
+      <w:r>
+        <w:t xml:space="preserve"> </w:t>
+      </w:r>
+    </w:p>
+    <w:p>
+      <w:r>
+        <w:t xml:space="preserve"> </w:t>
+      </w:r>
+    </w:p>
+    <w:p>
+      <w:r>
+        <w:t xml:space="preserve"> </w:t>
+      </w:r>
+    </w:p>
+    <w:p>
+      <w:r>
+        <w:t xml:space="preserve"> </w:t>
+      </w:r>
+    </w:p>
+    <w:p>
+      <w:r>
+        <w:t xml:space="preserve"> </w:t>
+      </w:r>
+    </w:p>
+    <w:p>
+      <w:r>
+        <w:t xml:space="preserve"> </w:t>
+      </w:r>
+    </w:p>
+    <w:p>
+      <w:r>
+        <w:t xml:space="preserve"> </w:t>
+      </w:r>
+    </w:p>
+    <w:p>
+      <w:r>
         <w:t xml:space="preserve"> Labs</w:t>
       </w:r>
     </w:p>
@@ -1853,7 +1847,7 @@
           </w:tcPr>
           <w:p>
             <w:r>
-              <w:t>Upload and analyze a script</w:t>
+              <w:t>Upload, analyze, and export a script report</w:t>
             </w:r>
           </w:p>
         </w:tc>
@@ -1888,7 +1882,7 @@
           </w:tcPr>
           <w:p>
             <w:r>
-              <w:t>Vector search and similarity</w:t>
+              <w:t>Search and similarity</w:t>
             </w:r>
           </w:p>
         </w:tc>
@@ -1923,7 +1917,7 @@
           </w:tcPr>
           <w:p>
             <w:r>
-              <w:t>Documentation and AI chat workflows</w:t>
+              <w:t>Documentation and assistant workflows</w:t>
             </w:r>
           </w:p>
         </w:tc>
@@ -1993,7 +1987,7 @@
           </w:tcPr>
           <w:p>
             <w:r>
-              <w:t>Settings and training resources</w:t>
+              <w:t>Governance, support evidence, and safe cleanup</w:t>
             </w:r>
           </w:p>
         </w:tc>
@@ -2006,7 +2000,7 @@
               <w:rPr>
                 <w:rFonts w:ascii="Mono" w:hAnsi="Mono"/>
               </w:rPr>
-              <w:t>TRAINING-GUIDE.md</w:t>
+              <w:t>labs/lab-05-governance-support.md</w:t>
             </w:r>
           </w:p>
         </w:tc>
@@ -2099,344 +2093,13 @@
     </w:p>
     <w:p>
       <w:r>
-        <w:t xml:space="preserve"> Suggested schedules</w:t>
+        <w:t xml:space="preserve"> Assessment Rubric</w:t>
       </w:r>
     </w:p>
     <w:p>
       <w:pPr>
         <w:pStyle w:val="Heading2"/>
       </w:pPr>
-    </w:p>
-    <w:tbl>
-      <w:tblPr>
-        <w:tblW w:type="auto" w:w="0"/>
-        <w:tblLook w:firstColumn="1" w:firstRow="1" w:lastColumn="0" w:lastRow="0" w:noHBand="0" w:noVBand="1" w:val="04A0"/>
-      </w:tblPr>
-      <w:tblGrid>
-        <w:gridCol w:w="2880"/>
-        <w:gridCol w:w="2880"/>
-        <w:gridCol w:w="2880"/>
-      </w:tblGrid>
-      <w:tr>
-        <w:tc>
-          <w:tcPr>
-            <w:tcW w:type="dxa" w:w="0"/>
-          </w:tcPr>
-          <w:p>
-            <w:r>
-              <w:t>Option</w:t>
-            </w:r>
-          </w:p>
-        </w:tc>
-        <w:tc>
-          <w:tcPr>
-            <w:tcW w:type="dxa" w:w="0"/>
-          </w:tcPr>
-          <w:p>
-            <w:r>
-              <w:t>Duration</w:t>
-            </w:r>
-          </w:p>
-        </w:tc>
-        <w:tc>
-          <w:tcPr>
-            <w:tcW w:type="dxa" w:w="0"/>
-          </w:tcPr>
-          <w:p>
-            <w:r>
-              <w:t>Focus</w:t>
-            </w:r>
-          </w:p>
-        </w:tc>
-      </w:tr>
-      <w:tr>
-        <w:tc>
-          <w:tcPr>
-            <w:tcW w:type="dxa" w:w="0"/>
-          </w:tcPr>
-          <w:p>
-            <w:r>
-              <w:t>Fast start</w:t>
-            </w:r>
-          </w:p>
-        </w:tc>
-        <w:tc>
-          <w:tcPr>
-            <w:tcW w:type="dxa" w:w="0"/>
-          </w:tcPr>
-          <w:p>
-            <w:r>
-              <w:t>1 day</w:t>
-            </w:r>
-          </w:p>
-        </w:tc>
-        <w:tc>
-          <w:tcPr>
-            <w:tcW w:type="dxa" w:w="0"/>
-          </w:tcPr>
-          <w:p>
-            <w:r>
-              <w:t>Core workflows and 2 labs</w:t>
-            </w:r>
-          </w:p>
-        </w:tc>
-      </w:tr>
-      <w:tr>
-        <w:tc>
-          <w:tcPr>
-            <w:tcW w:type="dxa" w:w="0"/>
-          </w:tcPr>
-          <w:p>
-            <w:r>
-              <w:t>Standard</w:t>
-            </w:r>
-          </w:p>
-        </w:tc>
-        <w:tc>
-          <w:tcPr>
-            <w:tcW w:type="dxa" w:w="0"/>
-          </w:tcPr>
-          <w:p>
-            <w:r>
-              <w:t>2 days</w:t>
-            </w:r>
-          </w:p>
-        </w:tc>
-        <w:tc>
-          <w:tcPr>
-            <w:tcW w:type="dxa" w:w="0"/>
-          </w:tcPr>
-          <w:p>
-            <w:r>
-              <w:t>All modules and all labs</w:t>
-            </w:r>
-          </w:p>
-        </w:tc>
-      </w:tr>
-      <w:tr>
-        <w:tc>
-          <w:tcPr>
-            <w:tcW w:type="dxa" w:w="0"/>
-          </w:tcPr>
-          <w:p>
-            <w:r>
-              <w:t>Deep dive</w:t>
-            </w:r>
-          </w:p>
-        </w:tc>
-        <w:tc>
-          <w:tcPr>
-            <w:tcW w:type="dxa" w:w="0"/>
-          </w:tcPr>
-          <w:p>
-            <w:r>
-              <w:t>3 days</w:t>
-            </w:r>
-          </w:p>
-        </w:tc>
-        <w:tc>
-          <w:tcPr>
-            <w:tcW w:type="dxa" w:w="0"/>
-          </w:tcPr>
-          <w:p>
-            <w:r>
-              <w:t>Modules, labs, and ops review</w:t>
-            </w:r>
-          </w:p>
-        </w:tc>
-      </w:tr>
-    </w:tbl>
-    <w:p>
-      <w:r>
-        <w:t xml:space="preserve"> </w:t>
-      </w:r>
-    </w:p>
-    <w:p>
-      <w:r>
-        <w:t xml:space="preserve"> </w:t>
-      </w:r>
-    </w:p>
-    <w:p>
-      <w:r>
-        <w:t xml:space="preserve"> </w:t>
-      </w:r>
-    </w:p>
-    <w:p>
-      <w:r>
-        <w:t xml:space="preserve"> </w:t>
-      </w:r>
-    </w:p>
-    <w:p>
-      <w:r>
-        <w:t xml:space="preserve"> </w:t>
-      </w:r>
-    </w:p>
-    <w:p>
-      <w:r>
-        <w:t xml:space="preserve"> </w:t>
-      </w:r>
-    </w:p>
-    <w:p>
-      <w:r>
-        <w:t xml:space="preserve"> </w:t>
-      </w:r>
-    </w:p>
-    <w:p>
-      <w:r>
-        <w:t xml:space="preserve"> </w:t>
-      </w:r>
-    </w:p>
-    <w:p>
-      <w:r>
-        <w:t xml:space="preserve"> </w:t>
-      </w:r>
-    </w:p>
-    <w:p>
-      <w:r>
-        <w:t xml:space="preserve"> </w:t>
-      </w:r>
-    </w:p>
-    <w:p>
-      <w:r>
-        <w:t xml:space="preserve"> </w:t>
-      </w:r>
-    </w:p>
-    <w:p>
-      <w:r>
-        <w:t xml:space="preserve"> Environment setup (mock-friendly)</w:t>
-      </w:r>
-    </w:p>
-    <w:p>
-      <w:pPr>
-        <w:pStyle w:val="Heading2"/>
-      </w:pPr>
-    </w:p>
-    <w:p>
-      <w:r>
-        <w:t>1) Start everything with sample data:</w:t>
-      </w:r>
-    </w:p>
-    <w:p>
-      <w:r>
-        <w:rPr>
-          <w:rFonts w:ascii="Mono" w:hAnsi="Mono"/>
-        </w:rPr>
-        <w:t xml:space="preserve">./start-all-mock.sh
-</w:t>
-      </w:r>
-    </w:p>
-    <w:p>
-      <w:r>
-        <w:t>2) Ports: - Frontend: http://localhost:3002 - Backend API: http://localhost:4000/api - AI service: http://localhost:8000</w:t>
-      </w:r>
-    </w:p>
-    <w:p>
-      <w:r>
-        <w:t>3) Capture screenshots (Playwright):</w:t>
-      </w:r>
-    </w:p>
-    <w:p>
-      <w:r>
-        <w:rPr>
-          <w:rFonts w:ascii="Mono" w:hAnsi="Mono"/>
-        </w:rPr>
-        <w:t xml:space="preserve">./scripts/capture-readme-screenshots.sh
-</w:t>
-      </w:r>
-    </w:p>
-    <w:p>
-      <w:r>
-        <w:t xml:space="preserve">Screens land in </w:t>
-      </w:r>
-      <w:r>
-        <w:rPr>
-          <w:rFonts w:ascii="Mono" w:hAnsi="Mono"/>
-        </w:rPr>
-        <w:t>docs/screenshots/</w:t>
-      </w:r>
-      <w:r>
-        <w:t>.</w:t>
-      </w:r>
-    </w:p>
-    <w:p>
-      <w:pPr>
-        <w:pStyle w:val="Heading2"/>
-      </w:pPr>
-      <w:r>
-        <w:t>Exported formats (print kit)</w:t>
-      </w:r>
-    </w:p>
-    <w:p>
-      <w:r>
-        <w:t>Generate HTML, PDF, and DOCX:</w:t>
-      </w:r>
-    </w:p>
-    <w:p>
-      <w:r>
-        <w:rPr>
-          <w:rFonts w:ascii="Mono" w:hAnsi="Mono"/>
-        </w:rPr>
-        <w:t xml:space="preserve">scripts/export-docs.sh --all
-</w:t>
-      </w:r>
-    </w:p>
-    <w:p>
-      <w:r>
-        <w:t xml:space="preserve">Key outputs (after export): - </w:t>
-      </w:r>
-      <w:r>
-        <w:rPr>
-          <w:rFonts w:ascii="Mono" w:hAnsi="Mono"/>
-        </w:rPr>
-        <w:t>docs/exports/pdf/Training-Suite.pdf</w:t>
-      </w:r>
-      <w:r>
-        <w:t xml:space="preserve"> - </w:t>
-      </w:r>
-      <w:r>
-        <w:rPr>
-          <w:rFonts w:ascii="Mono" w:hAnsi="Mono"/>
-        </w:rPr>
-        <w:t>docs/exports/pdf/Training-Guide.pdf</w:t>
-      </w:r>
-      <w:r>
-        <w:t xml:space="preserve"> - </w:t>
-      </w:r>
-      <w:r>
-        <w:rPr>
-          <w:rFonts w:ascii="Mono" w:hAnsi="Mono"/>
-        </w:rPr>
-        <w:t>docs/exports/docx/Training-Suite.docx</w:t>
-      </w:r>
-      <w:r>
-        <w:t xml:space="preserve"> - </w:t>
-      </w:r>
-      <w:r>
-        <w:rPr>
-          <w:rFonts w:ascii="Mono" w:hAnsi="Mono"/>
-        </w:rPr>
-        <w:t>docs/exports/docx/Training-Guide.docx</w:t>
-      </w:r>
-      <w:r>
-        <w:t xml:space="preserve"> - </w:t>
-      </w:r>
-      <w:r>
-        <w:rPr>
-          <w:rFonts w:ascii="Mono" w:hAnsi="Mono"/>
-        </w:rPr>
-        <w:t>docs/exports/pdf/README.pdf</w:t>
-      </w:r>
-      <w:r>
-        <w:t xml:space="preserve"> (project README)</w:t>
-      </w:r>
-    </w:p>
-    <w:p>
-      <w:pPr>
-        <w:pStyle w:val="Heading2"/>
-      </w:pPr>
-      <w:r>
-        <w:t>Assessment rubric</w:t>
-      </w:r>
     </w:p>
     <w:tbl>
       <w:tblPr>
@@ -2498,6 +2161,48 @@
           </w:tcPr>
           <w:p>
             <w:r>
+              <w:t>Access</w:t>
+            </w:r>
+          </w:p>
+        </w:tc>
+        <w:tc>
+          <w:tcPr>
+            <w:tcW w:type="dxa" w:w="0"/>
+          </w:tcPr>
+          <w:p>
+            <w:r>
+              <w:t>Signs in and recognizes pending approval</w:t>
+            </w:r>
+          </w:p>
+        </w:tc>
+        <w:tc>
+          <w:tcPr>
+            <w:tcW w:type="dxa" w:w="0"/>
+          </w:tcPr>
+          <w:p>
+            <w:r>
+              <w:t>Explains enabled-profile gate</w:t>
+            </w:r>
+          </w:p>
+        </w:tc>
+        <w:tc>
+          <w:tcPr>
+            <w:tcW w:type="dxa" w:w="0"/>
+          </w:tcPr>
+          <w:p>
+            <w:r>
+              <w:t>Troubleshoots redirects and profile state</w:t>
+            </w:r>
+          </w:p>
+        </w:tc>
+      </w:tr>
+      <w:tr>
+        <w:tc>
+          <w:tcPr>
+            <w:tcW w:type="dxa" w:w="0"/>
+          </w:tcPr>
+          <w:p>
+            <w:r>
               <w:t>Script hygiene</w:t>
             </w:r>
           </w:p>
@@ -2508,7 +2213,7 @@
           </w:tcPr>
           <w:p>
             <w:r>
-              <w:t>Upload and tag scripts</w:t>
+              <w:t>Uploads and tags scripts</w:t>
             </w:r>
           </w:p>
         </w:tc>
@@ -2518,7 +2223,7 @@
           </w:tcPr>
           <w:p>
             <w:r>
-              <w:t>Adds categories and metadata</w:t>
+              <w:t>Uses versioning and dedup signals</w:t>
             </w:r>
           </w:p>
         </w:tc>
@@ -2528,7 +2233,7 @@
           </w:tcPr>
           <w:p>
             <w:r>
-              <w:t>Enforces naming and dedup rules</w:t>
+              <w:t>Safely deletes/bulk deletes test data</w:t>
             </w:r>
           </w:p>
         </w:tc>
@@ -2550,7 +2255,7 @@
           </w:tcPr>
           <w:p>
             <w:r>
-              <w:t>Runs analysis</w:t>
+              <w:t>Reads scores and runtime notes</w:t>
             </w:r>
           </w:p>
         </w:tc>
@@ -2560,7 +2265,7 @@
           </w:tcPr>
           <w:p>
             <w:r>
-              <w:t>Applies recommendations</w:t>
+              <w:t>Applies remediation</w:t>
             </w:r>
           </w:p>
         </w:tc>
@@ -2570,7 +2275,7 @@
           </w:tcPr>
           <w:p>
             <w:r>
-              <w:t>Creates reusable fixes and notes</w:t>
+              <w:t>Exports and shares PDF evidence</w:t>
             </w:r>
           </w:p>
         </w:tc>
@@ -2592,7 +2297,7 @@
           </w:tcPr>
           <w:p>
             <w:r>
-              <w:t>Keyword search</w:t>
+              <w:t>Uses keyword search</w:t>
             </w:r>
           </w:p>
         </w:tc>
@@ -2602,7 +2307,7 @@
           </w:tcPr>
           <w:p>
             <w:r>
-              <w:t>Uses filters</w:t>
+              <w:t>Applies filters</w:t>
             </w:r>
           </w:p>
         </w:tc>
@@ -2612,7 +2317,7 @@
           </w:tcPr>
           <w:p>
             <w:r>
-              <w:t>Uses vector similarity effectively</w:t>
+              <w:t>Explains embedding-backed similarity</w:t>
             </w:r>
           </w:p>
         </w:tc>
@@ -2634,7 +2339,7 @@
           </w:tcPr>
           <w:p>
             <w:r>
-              <w:t>Starts services</w:t>
+              <w:t>Reads health state</w:t>
             </w:r>
           </w:p>
         </w:tc>
@@ -2644,7 +2349,7 @@
           </w:tcPr>
           <w:p>
             <w:r>
-              <w:t>Reads logs</w:t>
+              <w:t>Uses Netlify/Supabase logs</w:t>
             </w:r>
           </w:p>
         </w:tc>
@@ -2654,7 +2359,49 @@
           </w:tcPr>
           <w:p>
             <w:r>
-              <w:t>Diagnoses and remediates issues</w:t>
+              <w:t>Runs safe backup-first maintenance</w:t>
+            </w:r>
+          </w:p>
+        </w:tc>
+      </w:tr>
+      <w:tr>
+        <w:tc>
+          <w:tcPr>
+            <w:tcW w:type="dxa" w:w="0"/>
+          </w:tcPr>
+          <w:p>
+            <w:r>
+              <w:t>Mobile</w:t>
+            </w:r>
+          </w:p>
+        </w:tc>
+        <w:tc>
+          <w:tcPr>
+            <w:tcW w:type="dxa" w:w="0"/>
+          </w:tcPr>
+          <w:p>
+            <w:r>
+              <w:t>Opens key screens</w:t>
+            </w:r>
+          </w:p>
+        </w:tc>
+        <w:tc>
+          <w:tcPr>
+            <w:tcW w:type="dxa" w:w="0"/>
+          </w:tcPr>
+          <w:p>
+            <w:r>
+              <w:t>Uses drawer navigation</w:t>
+            </w:r>
+          </w:p>
+        </w:tc>
+        <w:tc>
+          <w:tcPr>
+            <w:tcW w:type="dxa" w:w="0"/>
+          </w:tcPr>
+          <w:p>
+            <w:r>
+              <w:t>Confirms no overlap at phone width</w:t>
             </w:r>
           </w:p>
         </w:tc>
@@ -2757,7 +2504,47 @@
     </w:p>
     <w:p>
       <w:r>
-        <w:t xml:space="preserve"> Support and troubleshooting</w:t>
+        <w:t xml:space="preserve"> </w:t>
+      </w:r>
+    </w:p>
+    <w:p>
+      <w:r>
+        <w:t xml:space="preserve"> </w:t>
+      </w:r>
+    </w:p>
+    <w:p>
+      <w:r>
+        <w:t xml:space="preserve"> </w:t>
+      </w:r>
+    </w:p>
+    <w:p>
+      <w:r>
+        <w:t xml:space="preserve"> </w:t>
+      </w:r>
+    </w:p>
+    <w:p>
+      <w:r>
+        <w:t xml:space="preserve"> </w:t>
+      </w:r>
+    </w:p>
+    <w:p>
+      <w:r>
+        <w:t xml:space="preserve"> </w:t>
+      </w:r>
+    </w:p>
+    <w:p>
+      <w:r>
+        <w:t xml:space="preserve"> </w:t>
+      </w:r>
+    </w:p>
+    <w:p>
+      <w:r>
+        <w:t xml:space="preserve"> </w:t>
+      </w:r>
+    </w:p>
+    <w:p>
+      <w:r>
+        <w:t xml:space="preserve"> Support</w:t>
       </w:r>
     </w:p>
     <w:p>
@@ -2770,13 +2557,13 @@
         <w:pStyle w:val="ListBullet"/>
       </w:pPr>
       <w:r>
-        <w:t xml:space="preserve">Demo access: </w:t>
+        <w:t xml:space="preserve">Current setup: </w:t>
       </w:r>
       <w:r>
         <w:rPr>
           <w:rFonts w:ascii="Mono" w:hAnsi="Mono"/>
         </w:rPr>
-        <w:t>../LOGIN-CREDENTIALS.md</w:t>
+        <w:t>../GETTING-STARTED.md</w:t>
       </w:r>
     </w:p>
     <w:p>
@@ -2784,7 +2571,21 @@
         <w:pStyle w:val="ListBullet"/>
       </w:pPr>
       <w:r>
-        <w:t xml:space="preserve">Support + operational playbooks: </w:t>
+        <w:t xml:space="preserve">Production deployment: </w:t>
+      </w:r>
+      <w:r>
+        <w:rPr>
+          <w:rFonts w:ascii="Mono" w:hAnsi="Mono"/>
+        </w:rPr>
+        <w:t>../NETLIFY-SUPABASE-DEPLOYMENT.md</w:t>
+      </w:r>
+    </w:p>
+    <w:p>
+      <w:pPr>
+        <w:pStyle w:val="ListBullet"/>
+      </w:pPr>
+      <w:r>
+        <w:t xml:space="preserve">Support and escalation: </w:t>
       </w:r>
       <w:r>
         <w:rPr>
@@ -2798,35 +2599,18 @@
         <w:pStyle w:val="ListBullet"/>
       </w:pPr>
       <w:r>
-        <w:t xml:space="preserve">Infrastructure setup: </w:t>
+        <w:t xml:space="preserve">Data maintenance: </w:t>
       </w:r>
       <w:r>
         <w:rPr>
           <w:rFonts w:ascii="Mono" w:hAnsi="Mono"/>
         </w:rPr>
-        <w:t>../../DOCKER-QUICKSTART.md</w:t>
-      </w:r>
-    </w:p>
-    <w:p>
-      <w:pPr>
-        <w:pStyle w:val="ListBullet"/>
-      </w:pPr>
-      <w:r>
-        <w:t xml:space="preserve">References/inspirations: </w:t>
-      </w:r>
-      <w:r>
-        <w:rPr>
-          <w:rFonts w:ascii="Mono" w:hAnsi="Mono"/>
-        </w:rPr>
-        <w:t>../REFERENCE-SOURCES.md</w:t>
-      </w:r>
-      <w:r>
-        <w:t xml:space="preserve"> (GitHub README patterns)</w:t>
+        <w:t>../DATA-MAINTENANCE.md</w:t>
       </w:r>
     </w:p>
     <w:p>
       <w:r>
-        <w:t>Generated 2026-01-16 23:34 UTC</w:t>
+        <w:t>Generated 2026-04-29 14:08 UTC</w:t>
         <w:t xml:space="preserve"> </w:t>
       </w:r>
     </w:p>
